--- a/نحوه ساخت لایسنس.docx
+++ b/نحوه ساخت لایسنس.docx
@@ -6,7 +6,7 @@
       <w:pPr>
         <w:bidi/>
         <w:rPr>
-          <w:rFonts w:ascii="Segoe UI" w:hAnsi="Segoe UI" w:cs="Segoe UI" w:hint="cs"/>
+          <w:rFonts w:ascii="Segoe UI" w:hAnsi="Segoe UI" w:cs="Segoe UI"/>
           <w:color w:val="52514E"/>
           <w:sz w:val="21"/>
           <w:szCs w:val="21"/>
@@ -23,72 +23,151 @@
           <w:shd w:val="clear" w:color="auto" w:fill="FFFFFF"/>
           <w:rtl/>
         </w:rPr>
-        <w:t xml:space="preserve">برای ساخت تعداد مثلا 50 لایسنس دائمی بدون محدودیت دستور زیر رو در کامند </w:t>
-      </w:r>
-      <w:bookmarkStart w:id="0" w:name="_GoBack"/>
-      <w:r>
-        <w:rPr>
-          <w:rFonts w:ascii="Segoe UI" w:hAnsi="Segoe UI" w:cs="Segoe UI" w:hint="cs"/>
-          <w:color w:val="52514E"/>
-          <w:sz w:val="21"/>
-          <w:szCs w:val="21"/>
-          <w:shd w:val="clear" w:color="auto" w:fill="FFFFFF"/>
-          <w:rtl/>
-        </w:rPr>
-        <w:t>لاین میزنیم :</w:t>
+        <w:t>برای ساخت تعداد مثلا 50 لایسنس دائمی بدون محدودیت دستور زیر رو در کامند لاین میزنیم :</w:t>
+      </w:r>
+    </w:p>
+    <w:p>
+      <w:pPr>
+        <w:rPr>
+          <w:rFonts w:ascii="Segoe UI" w:hAnsi="Segoe UI" w:cs="Segoe UI" w:hint="cs"/>
+          <w:color w:val="52514E"/>
+          <w:sz w:val="21"/>
+          <w:szCs w:val="21"/>
+          <w:shd w:val="clear" w:color="auto" w:fill="FFFFFF"/>
+          <w:rtl/>
+          <w:lang w:bidi="fa-IR"/>
+        </w:rPr>
+      </w:pPr>
+      <w:r>
+        <w:rPr>
+          <w:rFonts w:ascii="Segoe UI" w:hAnsi="Segoe UI" w:cs="Segoe UI"/>
+          <w:color w:val="52514E"/>
+          <w:sz w:val="21"/>
+          <w:szCs w:val="21"/>
+          <w:shd w:val="clear" w:color="auto" w:fill="FFFFFF"/>
+        </w:rPr>
+        <w:t>node generate-licenses.js</w:t>
+      </w:r>
+      <w:r>
+        <w:rPr>
+          <w:rFonts w:ascii="Segoe UI" w:hAnsi="Segoe UI" w:cs="Segoe UI" w:hint="cs"/>
+          <w:color w:val="52514E"/>
+          <w:sz w:val="21"/>
+          <w:szCs w:val="21"/>
+          <w:shd w:val="clear" w:color="auto" w:fill="FFFFFF"/>
+          <w:rtl/>
+        </w:rPr>
+        <w:t xml:space="preserve">  50 </w:t>
+      </w:r>
+      <w:r>
+        <w:rPr>
+          <w:rFonts w:ascii="Segoe UI" w:hAnsi="Segoe UI" w:cs="Segoe UI" w:hint="cs"/>
+          <w:color w:val="52514E"/>
+          <w:sz w:val="21"/>
+          <w:szCs w:val="21"/>
+          <w:shd w:val="clear" w:color="auto" w:fill="FFFFFF"/>
+          <w:rtl/>
+          <w:lang w:bidi="fa-IR"/>
+        </w:rPr>
+        <w:t xml:space="preserve"> </w:t>
+      </w:r>
+    </w:p>
+    <w:p>
+      <w:pPr>
+        <w:rPr>
+          <w:rFonts w:ascii="Segoe UI" w:hAnsi="Segoe UI" w:cs="Segoe UI"/>
+          <w:color w:val="52514E"/>
+          <w:sz w:val="21"/>
+          <w:szCs w:val="21"/>
+          <w:shd w:val="clear" w:color="auto" w:fill="FFFFFF"/>
+          <w:rtl/>
+        </w:rPr>
+      </w:pPr>
+      <w:r>
+        <w:rPr>
+          <w:rFonts w:ascii="Segoe UI" w:hAnsi="Segoe UI" w:cs="Segoe UI"/>
+          <w:color w:val="52514E"/>
+          <w:sz w:val="21"/>
+          <w:szCs w:val="21"/>
+          <w:shd w:val="clear" w:color="auto" w:fill="FFFFFF"/>
+        </w:rPr>
+        <w:t>node generate-licenses.js</w:t>
+      </w:r>
+      <w:r>
+        <w:rPr>
+          <w:rFonts w:ascii="Segoe UI" w:hAnsi="Segoe UI" w:cs="Segoe UI" w:hint="cs"/>
+          <w:color w:val="52514E"/>
+          <w:sz w:val="21"/>
+          <w:szCs w:val="21"/>
+          <w:shd w:val="clear" w:color="auto" w:fill="FFFFFF"/>
+          <w:rtl/>
+        </w:rPr>
+        <w:t xml:space="preserve"> </w:t>
+      </w:r>
+      <w:r>
+        <w:rPr>
+          <w:rFonts w:ascii="Segoe UI" w:hAnsi="Segoe UI" w:cs="Segoe UI"/>
+          <w:color w:val="52514E"/>
+          <w:sz w:val="21"/>
+          <w:szCs w:val="21"/>
+          <w:shd w:val="clear" w:color="auto" w:fill="FFFFFF"/>
+          <w:lang w:val="tr-TR"/>
+        </w:rPr>
+        <w:t>BMM</w:t>
+      </w:r>
+      <w:r>
+        <w:rPr>
+          <w:rFonts w:ascii="Segoe UI" w:hAnsi="Segoe UI" w:cs="Segoe UI" w:hint="cs"/>
+          <w:color w:val="52514E"/>
+          <w:sz w:val="21"/>
+          <w:szCs w:val="21"/>
+          <w:shd w:val="clear" w:color="auto" w:fill="FFFFFF"/>
+          <w:rtl/>
+        </w:rPr>
+        <w:t xml:space="preserve"> 50 </w:t>
       </w:r>
     </w:p>
     <w:p>
       <w:pPr>
         <w:bidi/>
         <w:rPr>
-          <w:rFonts w:ascii="Segoe UI" w:hAnsi="Segoe UI" w:cs="Segoe UI" w:hint="cs"/>
-          <w:color w:val="52514E"/>
-          <w:sz w:val="21"/>
-          <w:szCs w:val="21"/>
-          <w:shd w:val="clear" w:color="auto" w:fill="FFFFFF"/>
-          <w:rtl/>
+          <w:rFonts w:ascii="Segoe UI" w:hAnsi="Segoe UI" w:cs="Segoe UI"/>
+          <w:color w:val="52514E"/>
+          <w:sz w:val="21"/>
+          <w:szCs w:val="21"/>
+          <w:shd w:val="clear" w:color="auto" w:fill="FFFFFF"/>
+          <w:lang w:bidi="fa-IR"/>
         </w:rPr>
       </w:pPr>
-      <w:proofErr w:type="gramStart"/>
-      <w:r>
-        <w:rPr>
-          <w:rFonts w:ascii="Segoe UI" w:hAnsi="Segoe UI" w:cs="Segoe UI"/>
-          <w:color w:val="52514E"/>
-          <w:sz w:val="21"/>
-          <w:szCs w:val="21"/>
-          <w:shd w:val="clear" w:color="auto" w:fill="FFFFFF"/>
-        </w:rPr>
-        <w:t>node</w:t>
-      </w:r>
-      <w:proofErr w:type="gramEnd"/>
-      <w:r>
-        <w:rPr>
-          <w:rFonts w:ascii="Segoe UI" w:hAnsi="Segoe UI" w:cs="Segoe UI"/>
-          <w:color w:val="52514E"/>
-          <w:sz w:val="21"/>
-          <w:szCs w:val="21"/>
-          <w:shd w:val="clear" w:color="auto" w:fill="FFFFFF"/>
-        </w:rPr>
-        <w:t xml:space="preserve"> generate-licenses.js</w:t>
-      </w:r>
-      <w:r>
-        <w:rPr>
-          <w:rFonts w:ascii="Segoe UI" w:hAnsi="Segoe UI" w:cs="Segoe UI" w:hint="cs"/>
-          <w:color w:val="52514E"/>
-          <w:sz w:val="21"/>
-          <w:szCs w:val="21"/>
-          <w:shd w:val="clear" w:color="auto" w:fill="FFFFFF"/>
-          <w:rtl/>
-        </w:rPr>
-        <w:t xml:space="preserve">  50 </w:t>
+      <w:r>
+        <w:rPr>
+          <w:rFonts w:ascii="Segoe UI" w:hAnsi="Segoe UI" w:cs="Segoe UI" w:hint="cs"/>
+          <w:color w:val="52514E"/>
+          <w:sz w:val="21"/>
+          <w:szCs w:val="21"/>
+          <w:shd w:val="clear" w:color="auto" w:fill="FFFFFF"/>
+          <w:rtl/>
+          <w:lang w:bidi="fa-IR"/>
+        </w:rPr>
+        <w:t xml:space="preserve">اولی فقط 50 تا رکورد لایسنس ایجاد میکنه ولی دومی علاوه بر ایجاد 50 تا در هر رکورد هم اسم فروشنده رو میزنه </w:t>
+      </w:r>
+      <w:r>
+        <w:rPr>
+          <w:rFonts w:ascii="Segoe UI" w:hAnsi="Segoe UI" w:cs="Segoe UI"/>
+          <w:color w:val="52514E"/>
+          <w:sz w:val="21"/>
+          <w:szCs w:val="21"/>
+          <w:shd w:val="clear" w:color="auto" w:fill="FFFFFF"/>
+          <w:lang w:val="tr-TR" w:bidi="fa-IR"/>
+        </w:rPr>
+        <w:t>BMM</w:t>
       </w:r>
     </w:p>
     <w:p>
       <w:pPr>
         <w:bidi/>
         <w:rPr>
-          <w:rFonts w:ascii="Segoe UI" w:hAnsi="Segoe UI" w:cs="Segoe UI" w:hint="cs"/>
+          <w:rFonts w:ascii="Segoe UI" w:hAnsi="Segoe UI" w:cs="Segoe UI"/>
           <w:color w:val="52514E"/>
           <w:sz w:val="21"/>
           <w:szCs w:val="21"/>
@@ -101,7 +180,7 @@
       <w:pPr>
         <w:bidi/>
         <w:rPr>
-          <w:rFonts w:ascii="Segoe UI" w:hAnsi="Segoe UI" w:cs="Segoe UI" w:hint="cs"/>
+          <w:rFonts w:ascii="Segoe UI" w:hAnsi="Segoe UI" w:cs="Segoe UI"/>
           <w:color w:val="52514E"/>
           <w:sz w:val="21"/>
           <w:szCs w:val="21"/>
@@ -142,14 +221,62 @@
           <w:rtl/>
           <w:lang w:val="tr-TR" w:bidi="fa-IR"/>
         </w:rPr>
-        <w:t xml:space="preserve">  هم که در سایت از طریق مشتری ایجاد میشه که مدت دارند و بعد از پرداخت توسط مشتری، تاریخ انقضا رو 20 سال میبریم جلوتر</w:t>
+        <w:t xml:space="preserve">  هم که در سایت از طریق مشتری ایجاد میشه که مدت دارند و بعد از پرداخت توسط مشتری، تاریخ انقضا رو</w:t>
+      </w:r>
+      <w:r>
+        <w:rPr>
+          <w:rFonts w:ascii="Segoe UI" w:hAnsi="Segoe UI" w:cs="Segoe UI"/>
+          <w:color w:val="52514E"/>
+          <w:sz w:val="21"/>
+          <w:szCs w:val="21"/>
+          <w:shd w:val="clear" w:color="auto" w:fill="FFFFFF"/>
+          <w:lang w:val="tr-TR" w:bidi="fa-IR"/>
+        </w:rPr>
+        <w:t xml:space="preserve"> </w:t>
+      </w:r>
+      <w:r>
+        <w:rPr>
+          <w:rFonts w:ascii="Segoe UI" w:hAnsi="Segoe UI" w:cs="Segoe UI"/>
+          <w:color w:val="52514E"/>
+          <w:sz w:val="21"/>
+          <w:szCs w:val="21"/>
+          <w:shd w:val="clear" w:color="auto" w:fill="FFFFFF"/>
+          <w:lang w:bidi="fa-IR"/>
+        </w:rPr>
+        <w:t xml:space="preserve"> </w:t>
+      </w:r>
+      <w:r>
+        <w:rPr>
+          <w:rFonts w:ascii="Segoe UI" w:hAnsi="Segoe UI" w:cs="Segoe UI" w:hint="cs"/>
+          <w:color w:val="52514E"/>
+          <w:sz w:val="21"/>
+          <w:szCs w:val="21"/>
+          <w:shd w:val="clear" w:color="auto" w:fill="FFFFFF"/>
+          <w:rtl/>
+          <w:lang w:bidi="fa-IR"/>
+        </w:rPr>
+        <w:t xml:space="preserve">باید دستی </w:t>
+      </w:r>
+      <w:bookmarkStart w:id="0" w:name="_GoBack"/>
+      <w:bookmarkEnd w:id="0"/>
+      <w:r>
+        <w:rPr>
+          <w:rFonts w:ascii="Segoe UI" w:hAnsi="Segoe UI" w:cs="Segoe UI" w:hint="cs"/>
+          <w:color w:val="52514E"/>
+          <w:sz w:val="21"/>
+          <w:szCs w:val="21"/>
+          <w:shd w:val="clear" w:color="auto" w:fill="FFFFFF"/>
+          <w:rtl/>
+          <w:lang w:val="tr-TR" w:bidi="fa-IR"/>
+        </w:rPr>
+        <w:t xml:space="preserve"> 20 سال میبریم جلوتر</w:t>
       </w:r>
     </w:p>
     <w:p>
       <w:pPr>
         <w:bidi/>
         <w:rPr>
-          <w:rFonts w:ascii="Segoe UI" w:hAnsi="Segoe UI" w:cs="Segoe UI" w:hint="cs"/>
+          <w:rFonts w:ascii="Segoe UI" w:hAnsi="Segoe UI" w:cs="Segoe UI"/>
           <w:color w:val="52514E"/>
           <w:sz w:val="21"/>
           <w:szCs w:val="21"/>
@@ -163,7 +290,6 @@
       <w:pPr>
         <w:bidi/>
         <w:rPr>
-          <w:rFonts w:hint="cs"/>
           <w:rtl/>
           <w:lang w:bidi="fa-IR"/>
         </w:rPr>
@@ -178,20 +304,7 @@
           <w:rtl/>
           <w:lang w:val="tr-TR" w:bidi="fa-IR"/>
         </w:rPr>
-        <w:t xml:space="preserve">لایسنس 5 روزه </w:t>
-      </w:r>
-      <w:bookmarkEnd w:id="0"/>
-      <w:r>
-        <w:rPr>
-          <w:rFonts w:ascii="Segoe UI" w:hAnsi="Segoe UI" w:cs="Segoe UI" w:hint="cs"/>
-          <w:color w:val="52514E"/>
-          <w:sz w:val="21"/>
-          <w:szCs w:val="21"/>
-          <w:shd w:val="clear" w:color="auto" w:fill="FFFFFF"/>
-          <w:rtl/>
-          <w:lang w:val="tr-TR" w:bidi="fa-IR"/>
-        </w:rPr>
-        <w:t>رایگان هم داریم</w:t>
+        <w:t>لایسنس 5 روزه رایگان هم داریم</w:t>
       </w:r>
     </w:p>
     <w:sectPr>
